--- a/docs/BetsPlug-Juridisch-Kader-NL.docx
+++ b/docs/BetsPlug-Juridisch-Kader-NL.docx
@@ -2802,7 +2802,7 @@
           <w:sz w:val="22"/>
           <w:szCs w:val="22"/>
         </w:rPr>
-        <w:t xml:space="preserve">Gelaagde abonnementen (Free, Silver, Gold, Platinum) met verschillende feature toegang</w:t>
+        <w:t xml:space="preserve">Gelaagde abonnementen (Bronze, Silver, Gold, Platinum) met verschillende feature toegang</w:t>
       </w:r>
     </w:p>
     <w:p>

--- a/docs/BetsPlug-Juridisch-Kader-NL.docx
+++ b/docs/BetsPlug-Juridisch-Kader-NL.docx
@@ -2802,61 +2802,115 @@
           <w:sz w:val="22"/>
           <w:szCs w:val="22"/>
         </w:rPr>
-        <w:t xml:space="preserve">Gelaagde abonnementen (Bronze, Silver, Gold, Platinum) met verschillende feature toegang</w:t>
-      </w:r>
-    </w:p>
-    <w:p>
-      <w:pPr>
-        <w:pStyle w:val="ListParagraph"/>
-        <w:numPr>
-          <w:ilvl w:val="0"/>
-          <w:numId w:val="2"/>
-        </w:numPr>
-        <w:spacing w:after="80" w:line="320"/>
-      </w:pPr>
-      <w:r>
-        <w:rPr>
-          <w:rFonts w:ascii="Arial" w:cs="Arial" w:eastAsia="Arial" w:hAnsi="Arial"/>
-          <w:sz w:val="22"/>
-          <w:szCs w:val="22"/>
-        </w:rPr>
-        <w:t xml:space="preserve">Maandelijkse of jaarlijkse facturering via Stripe</w:t>
-      </w:r>
-    </w:p>
-    <w:p>
-      <w:pPr>
-        <w:pStyle w:val="ListParagraph"/>
-        <w:numPr>
-          <w:ilvl w:val="0"/>
-          <w:numId w:val="2"/>
-        </w:numPr>
-        <w:spacing w:after="80" w:line="320"/>
-      </w:pPr>
-      <w:r>
-        <w:rPr>
-          <w:rFonts w:ascii="Arial" w:cs="Arial" w:eastAsia="Arial" w:hAnsi="Arial"/>
-          <w:sz w:val="22"/>
-          <w:szCs w:val="22"/>
-        </w:rPr>
-        <w:t xml:space="preserve">Automatische verlenging tenzij opgezegd</w:t>
-      </w:r>
-    </w:p>
-    <w:p>
-      <w:pPr>
-        <w:pStyle w:val="ListParagraph"/>
-        <w:numPr>
-          <w:ilvl w:val="0"/>
-          <w:numId w:val="2"/>
-        </w:numPr>
-        <w:spacing w:after="80" w:line="320"/>
-      </w:pPr>
-      <w:r>
-        <w:rPr>
-          <w:rFonts w:ascii="Arial" w:cs="Arial" w:eastAsia="Arial" w:hAnsi="Arial"/>
-          <w:sz w:val="22"/>
-          <w:szCs w:val="22"/>
-        </w:rPr>
-        <w:t xml:space="preserve">Opzegging: effectief aan het einde van de huidige factureringsperiode; geen terugbetaling voor ongebruikt deel</w:t>
+        <w:t xml:space="preserve">Gelaagde toegang: Free Access (Bronze, gratis), Silver, Gold en Platinum (lifetime)</w:t>
+      </w:r>
+    </w:p>
+    <w:p>
+      <w:pPr>
+        <w:pStyle w:val="ListParagraph"/>
+        <w:numPr>
+          <w:ilvl w:val="0"/>
+          <w:numId w:val="2"/>
+        </w:numPr>
+        <w:spacing w:after="80" w:line="320"/>
+      </w:pPr>
+      <w:r>
+        <w:rPr>
+          <w:rFonts w:ascii="Arial" w:cs="Arial" w:eastAsia="Arial" w:hAnsi="Arial"/>
+          <w:sz w:val="22"/>
+          <w:szCs w:val="22"/>
+        </w:rPr>
+        <w:t xml:space="preserve">Silver en Gold zijn maandelijks terugkerende abonnementen, gefactureerd via Stripe</w:t>
+      </w:r>
+    </w:p>
+    <w:p>
+      <w:pPr>
+        <w:pStyle w:val="ListParagraph"/>
+        <w:numPr>
+          <w:ilvl w:val="0"/>
+          <w:numId w:val="2"/>
+        </w:numPr>
+        <w:spacing w:after="80" w:line="320"/>
+      </w:pPr>
+      <w:r>
+        <w:rPr>
+          <w:rFonts w:ascii="Arial" w:cs="Arial" w:eastAsia="Arial" w:hAnsi="Arial"/>
+          <w:sz w:val="22"/>
+          <w:szCs w:val="22"/>
+        </w:rPr>
+        <w:t xml:space="preserve">Platinum is een eenmalige lifetime-betaling via Stripe; deze wordt niet automatisch verlengd</w:t>
+      </w:r>
+    </w:p>
+    <w:p>
+      <w:pPr>
+        <w:pStyle w:val="ListParagraph"/>
+        <w:numPr>
+          <w:ilvl w:val="0"/>
+          <w:numId w:val="2"/>
+        </w:numPr>
+        <w:spacing w:after="80" w:line="320"/>
+      </w:pPr>
+      <w:r>
+        <w:rPr>
+          <w:rFonts w:ascii="Arial" w:cs="Arial" w:eastAsia="Arial" w:hAnsi="Arial"/>
+          <w:sz w:val="22"/>
+          <w:szCs w:val="22"/>
+        </w:rPr>
+        <w:t xml:space="preserve">Doorlopende abonnementen worden automatisch verlengd totdat de klant opzegt</w:t>
+      </w:r>
+    </w:p>
+    <w:p>
+      <w:pPr>
+        <w:pStyle w:val="ListParagraph"/>
+        <w:numPr>
+          <w:ilvl w:val="0"/>
+          <w:numId w:val="2"/>
+        </w:numPr>
+        <w:spacing w:after="80" w:line="320"/>
+      </w:pPr>
+      <w:r>
+        <w:rPr>
+          <w:rFonts w:ascii="Arial" w:cs="Arial" w:eastAsia="Arial" w:hAnsi="Arial"/>
+          <w:sz w:val="22"/>
+          <w:szCs w:val="22"/>
+        </w:rPr>
+        <w:t xml:space="preserve">Klanten kunnen hun abonnement op elk moment beheren, upgraden, downgraden of opzeggen via de in-app Stripe Billing Portal</w:t>
+      </w:r>
+    </w:p>
+    <w:p>
+      <w:pPr>
+        <w:pStyle w:val="ListParagraph"/>
+        <w:numPr>
+          <w:ilvl w:val="0"/>
+          <w:numId w:val="2"/>
+        </w:numPr>
+        <w:spacing w:after="80" w:line="320"/>
+      </w:pPr>
+      <w:r>
+        <w:rPr>
+          <w:rFonts w:ascii="Arial" w:cs="Arial" w:eastAsia="Arial" w:hAnsi="Arial"/>
+          <w:sz w:val="22"/>
+          <w:szCs w:val="22"/>
+        </w:rPr>
+        <w:t xml:space="preserve">Opzegging: effectief aan het einde van de huidige factureringsperiode; geen pro-rata terugbetaling voor ongebruikte dagen</w:t>
+      </w:r>
+    </w:p>
+    <w:p>
+      <w:pPr>
+        <w:pStyle w:val="ListParagraph"/>
+        <w:numPr>
+          <w:ilvl w:val="0"/>
+          <w:numId w:val="2"/>
+        </w:numPr>
+        <w:spacing w:after="80" w:line="320"/>
+      </w:pPr>
+      <w:r>
+        <w:rPr>
+          <w:rFonts w:ascii="Arial" w:cs="Arial" w:eastAsia="Arial" w:hAnsi="Arial"/>
+          <w:sz w:val="22"/>
+          <w:szCs w:val="22"/>
+        </w:rPr>
+        <w:t xml:space="preserve">Bij upgraden van een doorlopend abonnement naar Platinum lifetime wordt het lopende abonnement automatisch opgezegd zodat de klant nooit dubbel betaalt</w:t>
       </w:r>
     </w:p>
     <w:p>

--- a/docs/BetsPlug-Juridisch-Kader-NL.docx
+++ b/docs/BetsPlug-Juridisch-Kader-NL.docx
@@ -129,7 +129,7 @@
           <w:sz w:val="22"/>
           <w:szCs w:val="22"/>
         </w:rPr>
-        <w:t xml:space="preserve">BetsPlug B.V.</w:t>
+        <w:t xml:space="preserve">Sanders Capital (BetsPlug) — KvK 96286008</w:t>
       </w:r>
     </w:p>
     <w:p>
@@ -1296,7 +1296,7 @@
           <w:sz w:val="22"/>
           <w:szCs w:val="22"/>
         </w:rPr>
-        <w:t xml:space="preserve">BetsPlug B.V. is de verwerkingsverantwoordelijke voor persoonsgegevens die via het platform worden verwerkt. Contact: via de contactpagina op de website.</w:t>
+        <w:t xml:space="preserve">Sanders Capital (BetsPlug) — KvK 96286008 is de verwerkingsverantwoordelijke voor persoonsgegevens die via het platform worden verwerkt. Contact: via de contactpagina op de website.</w:t>
       </w:r>
     </w:p>
     <w:p>
@@ -3586,7 +3586,7 @@
                 <w:sz w:val="20"/>
                 <w:szCs w:val="20"/>
               </w:rPr>
-              <w:t xml:space="preserve">Rechtspersoon</w:t>
+              <w:t xml:space="preserve">Handelsnaam</w:t>
             </w:r>
           </w:p>
         </w:tc>
@@ -3616,7 +3616,7 @@
                 <w:sz w:val="20"/>
                 <w:szCs w:val="20"/>
               </w:rPr>
-              <w:t xml:space="preserve">BetsPlug B.V.</w:t>
+              <w:t xml:space="preserve">BetsPlug</w:t>
             </w:r>
           </w:p>
         </w:tc>
@@ -3648,7 +3648,7 @@
                 <w:sz w:val="20"/>
                 <w:szCs w:val="20"/>
               </w:rPr>
-              <w:t xml:space="preserve">Statutaire vestiging</w:t>
+              <w:t xml:space="preserve">Exploiterende onderneming</w:t>
             </w:r>
           </w:p>
         </w:tc>
@@ -3678,7 +3678,7 @@
                 <w:sz w:val="20"/>
                 <w:szCs w:val="20"/>
               </w:rPr>
-              <w:t xml:space="preserve">Nederland</w:t>
+              <w:t xml:space="preserve">Sanders Capital (eenmanszaak)</w:t>
             </w:r>
           </w:p>
         </w:tc>
@@ -3710,7 +3710,7 @@
                 <w:sz w:val="20"/>
                 <w:szCs w:val="20"/>
               </w:rPr>
-              <w:t xml:space="preserve">Website</w:t>
+              <w:t xml:space="preserve">Activiteit</w:t>
             </w:r>
           </w:p>
         </w:tc>
@@ -3740,7 +3740,7 @@
                 <w:sz w:val="20"/>
                 <w:szCs w:val="20"/>
               </w:rPr>
-              <w:t xml:space="preserve">https://betsplug.com</w:t>
+              <w:t xml:space="preserve">Administratieve dienstverlening; prop trader in beleggingen</w:t>
             </w:r>
           </w:p>
         </w:tc>
@@ -3772,7 +3772,7 @@
                 <w:sz w:val="20"/>
                 <w:szCs w:val="20"/>
               </w:rPr>
-              <w:t xml:space="preserve">Algemeen contact</w:t>
+              <w:t xml:space="preserve">KvK-nummer</w:t>
             </w:r>
           </w:p>
         </w:tc>
@@ -3802,7 +3802,7 @@
                 <w:sz w:val="20"/>
                 <w:szCs w:val="20"/>
               </w:rPr>
-              <w:t xml:space="preserve">Via de contactpagina op de website</w:t>
+              <w:t xml:space="preserve">96286008</w:t>
             </w:r>
           </w:p>
         </w:tc>
@@ -3834,6 +3834,316 @@
                 <w:sz w:val="20"/>
                 <w:szCs w:val="20"/>
               </w:rPr>
+              <w:t xml:space="preserve">Vestigingsnummer</w:t>
+            </w:r>
+          </w:p>
+        </w:tc>
+        <w:tc>
+          <w:tcPr>
+            <w:tcW w:type="dxa" w:w="4526"/>
+            <w:tcBorders>
+              <w:top w:val="single" w:color="cccccc" w:sz="1"/>
+              <w:left w:val="single" w:color="cccccc" w:sz="1"/>
+              <w:bottom w:val="single" w:color="cccccc" w:sz="1"/>
+              <w:right w:val="single" w:color="cccccc" w:sz="1"/>
+            </w:tcBorders>
+            <w:shd w:fill="ffffff" w:val="clear"/>
+            <w:tcMar>
+              <w:top w:type="dxa" w:w="80"/>
+              <w:left w:type="dxa" w:w="120"/>
+              <w:bottom w:type="dxa" w:w="80"/>
+              <w:right w:type="dxa" w:w="120"/>
+            </w:tcMar>
+          </w:tcPr>
+          <w:p>
+            <w:r>
+              <w:rPr>
+                <w:rFonts w:ascii="Arial" w:cs="Arial" w:eastAsia="Arial" w:hAnsi="Arial"/>
+                <w:b w:val="false"/>
+                <w:bCs w:val="false"/>
+                <w:sz w:val="20"/>
+                <w:szCs w:val="20"/>
+              </w:rPr>
+              <w:t xml:space="preserve">000061622141</w:t>
+            </w:r>
+          </w:p>
+        </w:tc>
+      </w:tr>
+      <w:tr>
+        <w:tc>
+          <w:tcPr>
+            <w:tcW w:type="dxa" w:w="4500"/>
+            <w:tcBorders>
+              <w:top w:val="single" w:color="cccccc" w:sz="1"/>
+              <w:left w:val="single" w:color="cccccc" w:sz="1"/>
+              <w:bottom w:val="single" w:color="cccccc" w:sz="1"/>
+              <w:right w:val="single" w:color="cccccc" w:sz="1"/>
+            </w:tcBorders>
+            <w:shd w:fill="ffffff" w:val="clear"/>
+            <w:tcMar>
+              <w:top w:type="dxa" w:w="80"/>
+              <w:left w:type="dxa" w:w="120"/>
+              <w:bottom w:type="dxa" w:w="80"/>
+              <w:right w:type="dxa" w:w="120"/>
+            </w:tcMar>
+          </w:tcPr>
+          <w:p>
+            <w:r>
+              <w:rPr>
+                <w:rFonts w:ascii="Arial" w:cs="Arial" w:eastAsia="Arial" w:hAnsi="Arial"/>
+                <w:b w:val="false"/>
+                <w:bCs w:val="false"/>
+                <w:sz w:val="20"/>
+                <w:szCs w:val="20"/>
+              </w:rPr>
+              <w:t xml:space="preserve">Statutaire vestiging</w:t>
+            </w:r>
+          </w:p>
+        </w:tc>
+        <w:tc>
+          <w:tcPr>
+            <w:tcW w:type="dxa" w:w="4526"/>
+            <w:tcBorders>
+              <w:top w:val="single" w:color="cccccc" w:sz="1"/>
+              <w:left w:val="single" w:color="cccccc" w:sz="1"/>
+              <w:bottom w:val="single" w:color="cccccc" w:sz="1"/>
+              <w:right w:val="single" w:color="cccccc" w:sz="1"/>
+            </w:tcBorders>
+            <w:shd w:fill="ffffff" w:val="clear"/>
+            <w:tcMar>
+              <w:top w:type="dxa" w:w="80"/>
+              <w:left w:type="dxa" w:w="120"/>
+              <w:bottom w:type="dxa" w:w="80"/>
+              <w:right w:type="dxa" w:w="120"/>
+            </w:tcMar>
+          </w:tcPr>
+          <w:p>
+            <w:r>
+              <w:rPr>
+                <w:rFonts w:ascii="Arial" w:cs="Arial" w:eastAsia="Arial" w:hAnsi="Arial"/>
+                <w:b w:val="false"/>
+                <w:bCs w:val="false"/>
+                <w:sz w:val="20"/>
+                <w:szCs w:val="20"/>
+              </w:rPr>
+              <w:t xml:space="preserve">Nederland</w:t>
+            </w:r>
+          </w:p>
+        </w:tc>
+      </w:tr>
+      <w:tr>
+        <w:tc>
+          <w:tcPr>
+            <w:tcW w:type="dxa" w:w="4500"/>
+            <w:tcBorders>
+              <w:top w:val="single" w:color="cccccc" w:sz="1"/>
+              <w:left w:val="single" w:color="cccccc" w:sz="1"/>
+              <w:bottom w:val="single" w:color="cccccc" w:sz="1"/>
+              <w:right w:val="single" w:color="cccccc" w:sz="1"/>
+            </w:tcBorders>
+            <w:shd w:fill="ffffff" w:val="clear"/>
+            <w:tcMar>
+              <w:top w:type="dxa" w:w="80"/>
+              <w:left w:type="dxa" w:w="120"/>
+              <w:bottom w:type="dxa" w:w="80"/>
+              <w:right w:type="dxa" w:w="120"/>
+            </w:tcMar>
+          </w:tcPr>
+          <w:p>
+            <w:r>
+              <w:rPr>
+                <w:rFonts w:ascii="Arial" w:cs="Arial" w:eastAsia="Arial" w:hAnsi="Arial"/>
+                <w:b w:val="false"/>
+                <w:bCs w:val="false"/>
+                <w:sz w:val="20"/>
+                <w:szCs w:val="20"/>
+              </w:rPr>
+              <w:t xml:space="preserve">Website</w:t>
+            </w:r>
+          </w:p>
+        </w:tc>
+        <w:tc>
+          <w:tcPr>
+            <w:tcW w:type="dxa" w:w="4526"/>
+            <w:tcBorders>
+              <w:top w:val="single" w:color="cccccc" w:sz="1"/>
+              <w:left w:val="single" w:color="cccccc" w:sz="1"/>
+              <w:bottom w:val="single" w:color="cccccc" w:sz="1"/>
+              <w:right w:val="single" w:color="cccccc" w:sz="1"/>
+            </w:tcBorders>
+            <w:shd w:fill="ffffff" w:val="clear"/>
+            <w:tcMar>
+              <w:top w:type="dxa" w:w="80"/>
+              <w:left w:type="dxa" w:w="120"/>
+              <w:bottom w:type="dxa" w:w="80"/>
+              <w:right w:type="dxa" w:w="120"/>
+            </w:tcMar>
+          </w:tcPr>
+          <w:p>
+            <w:r>
+              <w:rPr>
+                <w:rFonts w:ascii="Arial" w:cs="Arial" w:eastAsia="Arial" w:hAnsi="Arial"/>
+                <w:b w:val="false"/>
+                <w:bCs w:val="false"/>
+                <w:sz w:val="20"/>
+                <w:szCs w:val="20"/>
+              </w:rPr>
+              <w:t xml:space="preserve">https://betsplug.com</w:t>
+            </w:r>
+          </w:p>
+        </w:tc>
+      </w:tr>
+      <w:tr>
+        <w:tc>
+          <w:tcPr>
+            <w:tcW w:type="dxa" w:w="4500"/>
+            <w:tcBorders>
+              <w:top w:val="single" w:color="cccccc" w:sz="1"/>
+              <w:left w:val="single" w:color="cccccc" w:sz="1"/>
+              <w:bottom w:val="single" w:color="cccccc" w:sz="1"/>
+              <w:right w:val="single" w:color="cccccc" w:sz="1"/>
+            </w:tcBorders>
+            <w:shd w:fill="ffffff" w:val="clear"/>
+            <w:tcMar>
+              <w:top w:type="dxa" w:w="80"/>
+              <w:left w:type="dxa" w:w="120"/>
+              <w:bottom w:type="dxa" w:w="80"/>
+              <w:right w:type="dxa" w:w="120"/>
+            </w:tcMar>
+          </w:tcPr>
+          <w:p>
+            <w:r>
+              <w:rPr>
+                <w:rFonts w:ascii="Arial" w:cs="Arial" w:eastAsia="Arial" w:hAnsi="Arial"/>
+                <w:b w:val="false"/>
+                <w:bCs w:val="false"/>
+                <w:sz w:val="20"/>
+                <w:szCs w:val="20"/>
+              </w:rPr>
+              <w:t xml:space="preserve">Algemeen contact</w:t>
+            </w:r>
+          </w:p>
+        </w:tc>
+        <w:tc>
+          <w:tcPr>
+            <w:tcW w:type="dxa" w:w="4526"/>
+            <w:tcBorders>
+              <w:top w:val="single" w:color="cccccc" w:sz="1"/>
+              <w:left w:val="single" w:color="cccccc" w:sz="1"/>
+              <w:bottom w:val="single" w:color="cccccc" w:sz="1"/>
+              <w:right w:val="single" w:color="cccccc" w:sz="1"/>
+            </w:tcBorders>
+            <w:shd w:fill="ffffff" w:val="clear"/>
+            <w:tcMar>
+              <w:top w:type="dxa" w:w="80"/>
+              <w:left w:type="dxa" w:w="120"/>
+              <w:bottom w:type="dxa" w:w="80"/>
+              <w:right w:type="dxa" w:w="120"/>
+            </w:tcMar>
+          </w:tcPr>
+          <w:p>
+            <w:r>
+              <w:rPr>
+                <w:rFonts w:ascii="Arial" w:cs="Arial" w:eastAsia="Arial" w:hAnsi="Arial"/>
+                <w:b w:val="false"/>
+                <w:bCs w:val="false"/>
+                <w:sz w:val="20"/>
+                <w:szCs w:val="20"/>
+              </w:rPr>
+              <w:t xml:space="preserve">support@betsplug.com</w:t>
+            </w:r>
+          </w:p>
+        </w:tc>
+      </w:tr>
+      <w:tr>
+        <w:tc>
+          <w:tcPr>
+            <w:tcW w:type="dxa" w:w="4500"/>
+            <w:tcBorders>
+              <w:top w:val="single" w:color="cccccc" w:sz="1"/>
+              <w:left w:val="single" w:color="cccccc" w:sz="1"/>
+              <w:bottom w:val="single" w:color="cccccc" w:sz="1"/>
+              <w:right w:val="single" w:color="cccccc" w:sz="1"/>
+            </w:tcBorders>
+            <w:shd w:fill="ffffff" w:val="clear"/>
+            <w:tcMar>
+              <w:top w:type="dxa" w:w="80"/>
+              <w:left w:type="dxa" w:w="120"/>
+              <w:bottom w:type="dxa" w:w="80"/>
+              <w:right w:type="dxa" w:w="120"/>
+            </w:tcMar>
+          </w:tcPr>
+          <w:p>
+            <w:r>
+              <w:rPr>
+                <w:rFonts w:ascii="Arial" w:cs="Arial" w:eastAsia="Arial" w:hAnsi="Arial"/>
+                <w:b w:val="false"/>
+                <w:bCs w:val="false"/>
+                <w:sz w:val="20"/>
+                <w:szCs w:val="20"/>
+              </w:rPr>
+              <w:t xml:space="preserve">Betalingsverwerker</w:t>
+            </w:r>
+          </w:p>
+        </w:tc>
+        <w:tc>
+          <w:tcPr>
+            <w:tcW w:type="dxa" w:w="4526"/>
+            <w:tcBorders>
+              <w:top w:val="single" w:color="cccccc" w:sz="1"/>
+              <w:left w:val="single" w:color="cccccc" w:sz="1"/>
+              <w:bottom w:val="single" w:color="cccccc" w:sz="1"/>
+              <w:right w:val="single" w:color="cccccc" w:sz="1"/>
+            </w:tcBorders>
+            <w:shd w:fill="ffffff" w:val="clear"/>
+            <w:tcMar>
+              <w:top w:type="dxa" w:w="80"/>
+              <w:left w:type="dxa" w:w="120"/>
+              <w:bottom w:type="dxa" w:w="80"/>
+              <w:right w:type="dxa" w:w="120"/>
+            </w:tcMar>
+          </w:tcPr>
+          <w:p>
+            <w:r>
+              <w:rPr>
+                <w:rFonts w:ascii="Arial" w:cs="Arial" w:eastAsia="Arial" w:hAnsi="Arial"/>
+                <w:b w:val="false"/>
+                <w:bCs w:val="false"/>
+                <w:sz w:val="20"/>
+                <w:szCs w:val="20"/>
+              </w:rPr>
+              <w:t xml:space="preserve">Stripe Payments Europe, Ltd. (PCI-DSS Level 1, volledig live getest)</w:t>
+            </w:r>
+          </w:p>
+        </w:tc>
+      </w:tr>
+      <w:tr>
+        <w:tc>
+          <w:tcPr>
+            <w:tcW w:type="dxa" w:w="4500"/>
+            <w:tcBorders>
+              <w:top w:val="single" w:color="cccccc" w:sz="1"/>
+              <w:left w:val="single" w:color="cccccc" w:sz="1"/>
+              <w:bottom w:val="single" w:color="cccccc" w:sz="1"/>
+              <w:right w:val="single" w:color="cccccc" w:sz="1"/>
+            </w:tcBorders>
+            <w:shd w:fill="ffffff" w:val="clear"/>
+            <w:tcMar>
+              <w:top w:type="dxa" w:w="80"/>
+              <w:left w:type="dxa" w:w="120"/>
+              <w:bottom w:type="dxa" w:w="80"/>
+              <w:right w:type="dxa" w:w="120"/>
+            </w:tcMar>
+          </w:tcPr>
+          <w:p>
+            <w:r>
+              <w:rPr>
+                <w:rFonts w:ascii="Arial" w:cs="Arial" w:eastAsia="Arial" w:hAnsi="Arial"/>
+                <w:b w:val="false"/>
+                <w:bCs w:val="false"/>
+                <w:sz w:val="20"/>
+                <w:szCs w:val="20"/>
+              </w:rPr>
               <w:t xml:space="preserve">Privacy/AVG verzoeken</w:t>
             </w:r>
           </w:p>
@@ -3864,7 +4174,7 @@
                 <w:sz w:val="20"/>
                 <w:szCs w:val="20"/>
               </w:rPr>
-              <w:t xml:space="preserve">Via contactpagina (tag: 'AVG' of 'GDPR')</w:t>
+              <w:t xml:space="preserve">support@betsplug.com (onderwerp: 'AVG')</w:t>
             </w:r>
           </w:p>
         </w:tc>
@@ -4148,7 +4458,7 @@
         <w:sz w:val="16"/>
         <w:szCs w:val="16"/>
       </w:rPr>
-      <w:t xml:space="preserve">Vertrouwelijk — BetsPlug B.V.</w:t>
+      <w:t xml:space="preserve">Vertrouwelijk — Sanders Capital (BetsPlug) — KvK 96286008</w:t>
     </w:r>
     <w:r>
       <w:t xml:space="preserve">	Pagina </w:t>
